--- a/server/assets/template_cnss.docx
+++ b/server/assets/template_cnss.docx
@@ -1148,7 +1148,7 @@
                 <w:rtl/>
                 <w:lang w:bidi="ar-TN"/>
               </w:rPr>
-              <w:t xml:space="preserve">{num_carte}</w:t>
+              <w:t xml:space="preserve">{#cards}{num_carte}</w:t>
             </w:r>
           </w:p>
         </w:tc>
@@ -1278,7 +1278,7 @@
                 <w:rtl/>
                 <w:lang w:bidi="ar-TN"/>
               </w:rPr>
-              <w:t xml:space="preserve">{date_penalite}</w:t>
+              <w:t xml:space="preserve">{date_penalite}{/cards}</w:t>
             </w:r>
           </w:p>
         </w:tc>
